--- a/sprachmodelle/Steckbriefe/Word_Dokumente/C_token_prediction_ollama.docx
+++ b/sprachmodelle/Steckbriefe/Word_Dokumente/C_token_prediction_ollama.docx
@@ -43,7 +43,6 @@
         </w:rPr>
         <w:tab/>
       </w:r>
-      <w:proofErr w:type="spellStart"/>
       <w:r>
         <w:rPr>
           <w:rFonts w:ascii="Calibri" w:hAnsi="Calibri" w:cs="Calibri"/>
@@ -54,7 +53,6 @@
         </w:rPr>
         <w:t>Tokenvorhersage</w:t>
       </w:r>
-      <w:proofErr w:type="spellEnd"/>
     </w:p>
     <w:p>
       <w:pPr>
@@ -361,77 +359,21 @@
         </w:numPr>
         <w:rPr>
           <w:rFonts w:ascii="Calibri" w:hAnsi="Calibri" w:cs="Calibri"/>
-          <w:sz w:val="24"/>
-          <w:szCs w:val="24"/>
-        </w:rPr>
-      </w:pPr>
-      <w:r>
-        <w:rPr>
-          <w:rFonts w:ascii="Calibri" w:hAnsi="Calibri" w:cs="Calibri"/>
-          <w:sz w:val="24"/>
-          <w:szCs w:val="24"/>
-        </w:rPr>
-        <w:t xml:space="preserve">Über die </w:t>
-      </w:r>
-      <w:r>
-        <w:rPr>
-          <w:rFonts w:ascii="Calibri" w:hAnsi="Calibri" w:cs="Calibri"/>
-          <w:b/>
-          <w:bCs/>
-          <w:sz w:val="24"/>
-          <w:szCs w:val="24"/>
-        </w:rPr>
-        <w:t xml:space="preserve">Kommandozeile </w:t>
-      </w:r>
-      <w:r>
-        <w:rPr>
-          <w:rFonts w:ascii="Calibri" w:hAnsi="Calibri" w:cs="Calibri"/>
-          <w:sz w:val="24"/>
-          <w:szCs w:val="24"/>
-        </w:rPr>
-        <w:t>muss das entsprechende Modell heruntergeladen werden:</w:t>
-      </w:r>
-      <w:r>
-        <w:rPr>
-          <w:rFonts w:ascii="Calibri" w:hAnsi="Calibri" w:cs="Calibri"/>
-          <w:sz w:val="24"/>
-          <w:szCs w:val="24"/>
-        </w:rPr>
-        <w:br/>
-      </w:r>
-      <w:proofErr w:type="spellStart"/>
-      <w:r>
-        <w:rPr>
-          <w:rFonts w:ascii="Courier New" w:hAnsi="Courier New" w:cs="Courier New"/>
-          <w:sz w:val="24"/>
-          <w:szCs w:val="24"/>
-        </w:rPr>
-        <w:t>ollama</w:t>
-      </w:r>
-      <w:proofErr w:type="spellEnd"/>
-      <w:r>
-        <w:rPr>
-          <w:rFonts w:ascii="Courier New" w:hAnsi="Courier New" w:cs="Courier New"/>
-          <w:sz w:val="24"/>
-          <w:szCs w:val="24"/>
-        </w:rPr>
-        <w:t xml:space="preserve"> pull </w:t>
-      </w:r>
-      <w:r>
-        <w:rPr>
-          <w:rFonts w:ascii="Courier New" w:hAnsi="Courier New" w:cs="Courier New"/>
-          <w:sz w:val="24"/>
-          <w:szCs w:val="24"/>
-        </w:rPr>
-        <w:t>gemma3:1b</w:t>
-      </w:r>
-      <w:r>
-        <w:rPr>
-          <w:rFonts w:ascii="Courier New" w:hAnsi="Courier New" w:cs="Courier New"/>
-          <w:sz w:val="20"/>
-          <w:szCs w:val="20"/>
-        </w:rPr>
-        <w:br/>
+          <w:i/>
+          <w:iCs/>
+          <w:sz w:val="24"/>
+          <w:szCs w:val="24"/>
+        </w:rPr>
+      </w:pPr>
+      <w:r>
+        <w:rPr>
+          <w:rFonts w:ascii="Calibri" w:hAnsi="Calibri" w:cs="Calibri"/>
+          <w:i/>
+          <w:iCs/>
+          <w:sz w:val="24"/>
+          <w:szCs w:val="24"/>
+        </w:rPr>
+        <w:t>Die Ollama-Serversoftware muss installiert sein.</w:t>
       </w:r>
     </w:p>
     <w:p>
@@ -445,6 +387,70 @@
           <w:rFonts w:ascii="Calibri" w:hAnsi="Calibri" w:cs="Calibri"/>
           <w:sz w:val="24"/>
           <w:szCs w:val="24"/>
+        </w:rPr>
+      </w:pPr>
+      <w:r>
+        <w:rPr>
+          <w:rFonts w:ascii="Calibri" w:hAnsi="Calibri" w:cs="Calibri"/>
+          <w:sz w:val="24"/>
+          <w:szCs w:val="24"/>
+        </w:rPr>
+        <w:t xml:space="preserve">Über die </w:t>
+      </w:r>
+      <w:r>
+        <w:rPr>
+          <w:rFonts w:ascii="Calibri" w:hAnsi="Calibri" w:cs="Calibri"/>
+          <w:b/>
+          <w:bCs/>
+          <w:sz w:val="24"/>
+          <w:szCs w:val="24"/>
+        </w:rPr>
+        <w:t xml:space="preserve">Kommandozeile </w:t>
+      </w:r>
+      <w:r>
+        <w:rPr>
+          <w:rFonts w:ascii="Calibri" w:hAnsi="Calibri" w:cs="Calibri"/>
+          <w:sz w:val="24"/>
+          <w:szCs w:val="24"/>
+        </w:rPr>
+        <w:t>muss das entsprechende Modell heruntergeladen werden:</w:t>
+      </w:r>
+      <w:r>
+        <w:rPr>
+          <w:rFonts w:ascii="Calibri" w:hAnsi="Calibri" w:cs="Calibri"/>
+          <w:sz w:val="24"/>
+          <w:szCs w:val="24"/>
+        </w:rPr>
+        <w:br/>
+      </w:r>
+      <w:r>
+        <w:rPr>
+          <w:rFonts w:ascii="Courier New" w:hAnsi="Courier New" w:cs="Courier New"/>
+          <w:sz w:val="24"/>
+          <w:szCs w:val="24"/>
+        </w:rPr>
+        <w:t>ollama pull gemma3:1b</w:t>
+      </w:r>
+      <w:r>
+        <w:rPr>
+          <w:rFonts w:ascii="Courier New" w:hAnsi="Courier New" w:cs="Courier New"/>
+          <w:sz w:val="20"/>
+          <w:szCs w:val="20"/>
+        </w:rPr>
+        <w:br/>
+      </w:r>
+    </w:p>
+    <w:p>
+      <w:pPr>
+        <w:pStyle w:val="Listenabsatz"/>
+        <w:numPr>
+          <w:ilvl w:val="0"/>
+          <w:numId w:val="5"/>
+        </w:numPr>
+        <w:rPr>
+          <w:rFonts w:ascii="Calibri" w:hAnsi="Calibri" w:cs="Calibri"/>
+          <w:sz w:val="24"/>
+          <w:szCs w:val="24"/>
           <w:highlight w:val="yellow"/>
         </w:rPr>
       </w:pPr>
@@ -456,6 +462,159 @@
           <w:highlight w:val="yellow"/>
         </w:rPr>
         <w:t>Noch im Entwurfsstadium!</w:t>
+      </w:r>
+      <w:r>
+        <w:rPr>
+          <w:rFonts w:ascii="Calibri" w:hAnsi="Calibri" w:cs="Calibri"/>
+          <w:sz w:val="24"/>
+          <w:szCs w:val="24"/>
+          <w:highlight w:val="yellow"/>
+        </w:rPr>
+        <w:br/>
+      </w:r>
+    </w:p>
+    <w:p>
+      <w:pPr>
+        <w:ind w:left="360"/>
+        <w:rPr>
+          <w:rFonts w:ascii="Calibri" w:hAnsi="Calibri" w:cs="Calibri"/>
+          <w:sz w:val="24"/>
+          <w:szCs w:val="24"/>
+          <w:highlight w:val="yellow"/>
+        </w:rPr>
+      </w:pPr>
+      <w:r>
+        <w:rPr>
+          <w:rFonts w:ascii="Calibri" w:hAnsi="Calibri" w:cs="Calibri"/>
+          <w:b/>
+          <w:bCs/>
+          <w:sz w:val="24"/>
+          <w:szCs w:val="24"/>
+        </w:rPr>
+        <w:t>Zusatz:</w:t>
+      </w:r>
+      <w:r>
+        <w:rPr>
+          <w:rFonts w:ascii="Calibri" w:hAnsi="Calibri" w:cs="Calibri"/>
+          <w:sz w:val="24"/>
+          <w:szCs w:val="24"/>
+        </w:rPr>
+        <w:br/>
+      </w:r>
+      <w:r>
+        <w:rPr>
+          <w:rFonts w:ascii="Calibri" w:hAnsi="Calibri" w:cs="Calibri"/>
+          <w:sz w:val="24"/>
+          <w:szCs w:val="24"/>
+        </w:rPr>
+        <w:t xml:space="preserve">Dieses Notebook </w:t>
+      </w:r>
+      <w:r>
+        <w:rPr>
+          <w:rFonts w:ascii="Calibri" w:hAnsi="Calibri" w:cs="Calibri"/>
+          <w:sz w:val="24"/>
+          <w:szCs w:val="24"/>
+        </w:rPr>
+        <w:t xml:space="preserve">wurde auch </w:t>
+      </w:r>
+      <w:r>
+        <w:rPr>
+          <w:rFonts w:ascii="Calibri" w:hAnsi="Calibri" w:cs="Calibri"/>
+          <w:sz w:val="24"/>
+          <w:szCs w:val="24"/>
+        </w:rPr>
+        <w:t xml:space="preserve">als </w:t>
+      </w:r>
+      <w:r>
+        <w:rPr>
+          <w:rFonts w:ascii="Calibri" w:hAnsi="Calibri" w:cs="Calibri"/>
+          <w:sz w:val="24"/>
+          <w:szCs w:val="24"/>
+        </w:rPr>
+        <w:t>Python-Programm mit grafischer Benutzeroberfläche</w:t>
+      </w:r>
+      <w:r>
+        <w:rPr>
+          <w:rFonts w:ascii="Calibri" w:hAnsi="Calibri" w:cs="Calibri"/>
+          <w:sz w:val="24"/>
+          <w:szCs w:val="24"/>
+        </w:rPr>
+        <w:t xml:space="preserve"> umgesetzt</w:t>
+      </w:r>
+      <w:r>
+        <w:rPr>
+          <w:rFonts w:ascii="Calibri" w:hAnsi="Calibri" w:cs="Calibri"/>
+          <w:sz w:val="24"/>
+          <w:szCs w:val="24"/>
+        </w:rPr>
+        <w:t>:</w:t>
+      </w:r>
+      <w:r>
+        <w:t xml:space="preserve"> </w:t>
+      </w:r>
+      <w:hyperlink r:id="rId9" w:history="1">
+        <w:r>
+          <w:rPr>
+            <w:rStyle w:val="Hyperlink"/>
+            <w:rFonts w:ascii="Calibri" w:hAnsi="Calibri" w:cs="Calibri"/>
+            <w:sz w:val="24"/>
+            <w:szCs w:val="24"/>
+          </w:rPr>
+          <w:t>next10words-tkinter.py</w:t>
+        </w:r>
+      </w:hyperlink>
+      <w:r>
+        <w:rPr>
+          <w:rFonts w:ascii="Calibri" w:hAnsi="Calibri" w:cs="Calibri"/>
+          <w:sz w:val="24"/>
+          <w:szCs w:val="24"/>
+        </w:rPr>
+        <w:br/>
+        <w:t xml:space="preserve">Bitte über den </w:t>
+      </w:r>
+      <w:r>
+        <w:rPr>
+          <w:rFonts w:ascii="Calibri" w:hAnsi="Calibri" w:cs="Calibri"/>
+          <w:b/>
+          <w:bCs/>
+          <w:sz w:val="24"/>
+          <w:szCs w:val="24"/>
+        </w:rPr>
+        <w:t>Anaconda-Prompt</w:t>
+      </w:r>
+      <w:r>
+        <w:rPr>
+          <w:rFonts w:ascii="Calibri" w:hAnsi="Calibri" w:cs="Calibri"/>
+          <w:sz w:val="24"/>
+          <w:szCs w:val="24"/>
+        </w:rPr>
+        <w:t xml:space="preserve"> im jeweiligen Verzeichnis mit folgende</w:t>
+      </w:r>
+      <w:r>
+        <w:rPr>
+          <w:rFonts w:ascii="Calibri" w:hAnsi="Calibri" w:cs="Calibri"/>
+          <w:sz w:val="24"/>
+          <w:szCs w:val="24"/>
+        </w:rPr>
+        <w:t>m</w:t>
+      </w:r>
+      <w:r>
+        <w:rPr>
+          <w:rFonts w:ascii="Calibri" w:hAnsi="Calibri" w:cs="Calibri"/>
+          <w:sz w:val="24"/>
+          <w:szCs w:val="24"/>
+        </w:rPr>
+        <w:t xml:space="preserve"> Befehl starten: </w:t>
+      </w:r>
+      <w:r>
+        <w:rPr>
+          <w:rFonts w:ascii="Calibri" w:hAnsi="Calibri" w:cs="Calibri"/>
+          <w:b/>
+          <w:bCs/>
+          <w:sz w:val="24"/>
+          <w:szCs w:val="24"/>
+        </w:rPr>
+        <w:t>python next10words-tkinter.py</w:t>
       </w:r>
     </w:p>
     <w:p>
@@ -574,6 +733,7 @@
           <w:ilvl w:val="0"/>
           <w:numId w:val="6"/>
         </w:numPr>
+        <w:ind w:left="360"/>
         <w:rPr>
           <w:rFonts w:ascii="Calibri" w:hAnsi="Calibri" w:cs="Calibri"/>
           <w:sz w:val="24"/>
@@ -596,42 +756,6 @@
         </w:rPr>
         <w:t>https://ollama.com/library</w:t>
       </w:r>
-    </w:p>
-    <w:p>
-      <w:pPr>
-        <w:rPr>
-          <w:rFonts w:ascii="Courier New" w:hAnsi="Courier New" w:cs="Courier New"/>
-          <w:sz w:val="20"/>
-          <w:szCs w:val="20"/>
-        </w:rPr>
-      </w:pPr>
-    </w:p>
-    <w:p>
-      <w:pPr>
-        <w:rPr>
-          <w:rFonts w:ascii="Calibri" w:hAnsi="Calibri" w:cs="Calibri"/>
-          <w:sz w:val="24"/>
-          <w:szCs w:val="24"/>
-        </w:rPr>
-      </w:pPr>
-      <w:r>
-        <w:rPr>
-          <w:rFonts w:ascii="Calibri" w:hAnsi="Calibri" w:cs="Calibri"/>
-          <w:sz w:val="24"/>
-          <w:szCs w:val="24"/>
-        </w:rPr>
-        <w:br/>
-      </w:r>
-    </w:p>
-    <w:p>
-      <w:pPr>
-        <w:ind w:left="360"/>
-        <w:rPr>
-          <w:rFonts w:ascii="Calibri" w:hAnsi="Calibri" w:cs="Calibri"/>
-          <w:sz w:val="24"/>
-          <w:szCs w:val="24"/>
-        </w:rPr>
-      </w:pPr>
     </w:p>
     <w:p>
       <w:pPr>
@@ -646,8 +770,8 @@
     <w:p/>
     <w:p/>
     <w:sectPr>
-      <w:headerReference w:type="default" r:id="rId9"/>
-      <w:footerReference w:type="default" r:id="rId10"/>
+      <w:headerReference w:type="default" r:id="rId10"/>
+      <w:footerReference w:type="default" r:id="rId11"/>
       <w:pgSz w:w="11906" w:h="16838"/>
       <w:pgMar w:top="2407" w:right="1417" w:bottom="1134" w:left="1417" w:header="708" w:footer="708" w:gutter="0"/>
       <w:cols w:space="708"/>
@@ -2322,7 +2446,6 @@
   <w:style w:type="character" w:default="1" w:styleId="Absatz-Standardschriftart">
     <w:name w:val="Default Paragraph Font"/>
     <w:uiPriority w:val="1"/>
-    <w:semiHidden/>
     <w:unhideWhenUsed/>
   </w:style>
   <w:style w:type="table" w:default="1" w:styleId="NormaleTabelle">

--- a/sprachmodelle/Steckbriefe/Word_Dokumente/C_token_prediction_ollama.docx
+++ b/sprachmodelle/Steckbriefe/Word_Dokumente/C_token_prediction_ollama.docx
@@ -43,6 +43,7 @@
         </w:rPr>
         <w:tab/>
       </w:r>
+      <w:proofErr w:type="spellStart"/>
       <w:r>
         <w:rPr>
           <w:rFonts w:ascii="Calibri" w:hAnsi="Calibri" w:cs="Calibri"/>
@@ -53,6 +54,7 @@
         </w:rPr>
         <w:t>Tokenvorhersage</w:t>
       </w:r>
+      <w:proofErr w:type="spellEnd"/>
     </w:p>
     <w:p>
       <w:pPr>
@@ -192,7 +194,25 @@
             <w:sz w:val="32"/>
             <w:szCs w:val="32"/>
           </w:rPr>
-          <w:t>ollama_next10words.ipynb</w:t>
+          <w:t>ollama_nex</w:t>
+        </w:r>
+        <w:r>
+          <w:rPr>
+            <w:rStyle w:val="Hyperlink"/>
+            <w:rFonts w:ascii="Calibri" w:hAnsi="Calibri" w:cs="Calibri"/>
+            <w:sz w:val="32"/>
+            <w:szCs w:val="32"/>
+          </w:rPr>
+          <w:t>t</w:t>
+        </w:r>
+        <w:r>
+          <w:rPr>
+            <w:rStyle w:val="Hyperlink"/>
+            <w:rFonts w:ascii="Calibri" w:hAnsi="Calibri" w:cs="Calibri"/>
+            <w:sz w:val="32"/>
+            <w:szCs w:val="32"/>
+          </w:rPr>
+          <w:t>10words.ipynb</w:t>
         </w:r>
       </w:hyperlink>
     </w:p>
@@ -305,6 +325,8 @@
         </w:numPr>
         <w:rPr>
           <w:rFonts w:ascii="Calibri" w:hAnsi="Calibri" w:cs="Calibri"/>
+          <w:i/>
+          <w:iCs/>
           <w:sz w:val="24"/>
           <w:szCs w:val="24"/>
         </w:rPr>
@@ -312,42 +334,34 @@
       <w:r>
         <w:rPr>
           <w:rFonts w:ascii="Calibri" w:hAnsi="Calibri" w:cs="Calibri"/>
+          <w:i/>
+          <w:iCs/>
           <w:sz w:val="24"/>
           <w:szCs w:val="24"/>
         </w:rPr>
-        <w:t>Bei erstmaliger Nutzung des Notebooks m</w:t>
-      </w:r>
-      <w:r>
-        <w:rPr>
-          <w:rFonts w:ascii="Calibri" w:hAnsi="Calibri" w:cs="Calibri"/>
+        <w:t xml:space="preserve">Die </w:t>
+      </w:r>
+      <w:proofErr w:type="spellStart"/>
+      <w:r>
+        <w:rPr>
+          <w:rFonts w:ascii="Calibri" w:hAnsi="Calibri" w:cs="Calibri"/>
+          <w:i/>
+          <w:iCs/>
           <w:sz w:val="24"/>
           <w:szCs w:val="24"/>
         </w:rPr>
-        <w:t>uss</w:t>
-      </w:r>
-      <w:r>
-        <w:rPr>
-          <w:rFonts w:ascii="Calibri" w:hAnsi="Calibri" w:cs="Calibri"/>
+        <w:t>Ollama</w:t>
+      </w:r>
+      <w:proofErr w:type="spellEnd"/>
+      <w:r>
+        <w:rPr>
+          <w:rFonts w:ascii="Calibri" w:hAnsi="Calibri" w:cs="Calibri"/>
+          <w:i/>
+          <w:iCs/>
           <w:sz w:val="24"/>
           <w:szCs w:val="24"/>
         </w:rPr>
-        <w:t xml:space="preserve"> die erste</w:t>
-      </w:r>
-      <w:r>
-        <w:rPr>
-          <w:rFonts w:ascii="Calibri" w:hAnsi="Calibri" w:cs="Calibri"/>
-          <w:sz w:val="24"/>
-          <w:szCs w:val="24"/>
-        </w:rPr>
-        <w:t xml:space="preserve"> </w:t>
-      </w:r>
-      <w:r>
-        <w:rPr>
-          <w:rFonts w:ascii="Calibri" w:hAnsi="Calibri" w:cs="Calibri"/>
-          <w:sz w:val="24"/>
-          <w:szCs w:val="24"/>
-        </w:rPr>
-        <w:t>Zelle ausgeführt werden.</w:t>
+        <w:t>-Serversoftware muss installiert sein.</w:t>
       </w:r>
     </w:p>
     <w:p>
@@ -359,8 +373,6 @@
         </w:numPr>
         <w:rPr>
           <w:rFonts w:ascii="Calibri" w:hAnsi="Calibri" w:cs="Calibri"/>
-          <w:i/>
-          <w:iCs/>
           <w:sz w:val="24"/>
           <w:szCs w:val="24"/>
         </w:rPr>
@@ -368,12 +380,54 @@
       <w:r>
         <w:rPr>
           <w:rFonts w:ascii="Calibri" w:hAnsi="Calibri" w:cs="Calibri"/>
-          <w:i/>
-          <w:iCs/>
           <w:sz w:val="24"/>
           <w:szCs w:val="24"/>
         </w:rPr>
-        <w:t>Die Ollama-Serversoftware muss installiert sein.</w:t>
+        <w:t xml:space="preserve">Über die </w:t>
+      </w:r>
+      <w:r>
+        <w:rPr>
+          <w:rFonts w:ascii="Calibri" w:hAnsi="Calibri" w:cs="Calibri"/>
+          <w:b/>
+          <w:bCs/>
+          <w:sz w:val="24"/>
+          <w:szCs w:val="24"/>
+        </w:rPr>
+        <w:t xml:space="preserve">Kommandozeile </w:t>
+      </w:r>
+      <w:r>
+        <w:rPr>
+          <w:rFonts w:ascii="Calibri" w:hAnsi="Calibri" w:cs="Calibri"/>
+          <w:sz w:val="24"/>
+          <w:szCs w:val="24"/>
+        </w:rPr>
+        <w:t>muss das entsprechende Modell heruntergeladen werden:</w:t>
+      </w:r>
+      <w:r>
+        <w:rPr>
+          <w:rFonts w:ascii="Calibri" w:hAnsi="Calibri" w:cs="Calibri"/>
+          <w:sz w:val="24"/>
+          <w:szCs w:val="24"/>
+        </w:rPr>
+        <w:br/>
+      </w:r>
+      <w:proofErr w:type="spellStart"/>
+      <w:r>
+        <w:rPr>
+          <w:rFonts w:ascii="Courier New" w:hAnsi="Courier New" w:cs="Courier New"/>
+          <w:sz w:val="24"/>
+          <w:szCs w:val="24"/>
+        </w:rPr>
+        <w:t>ollama</w:t>
+      </w:r>
+      <w:proofErr w:type="spellEnd"/>
+      <w:r>
+        <w:rPr>
+          <w:rFonts w:ascii="Courier New" w:hAnsi="Courier New" w:cs="Courier New"/>
+          <w:sz w:val="24"/>
+          <w:szCs w:val="24"/>
+        </w:rPr>
+        <w:t xml:space="preserve"> pull gemma3:1b</w:t>
       </w:r>
     </w:p>
     <w:p>
@@ -395,357 +449,6 @@
           <w:sz w:val="24"/>
           <w:szCs w:val="24"/>
         </w:rPr>
-        <w:t xml:space="preserve">Über die </w:t>
-      </w:r>
-      <w:r>
-        <w:rPr>
-          <w:rFonts w:ascii="Calibri" w:hAnsi="Calibri" w:cs="Calibri"/>
-          <w:b/>
-          <w:bCs/>
-          <w:sz w:val="24"/>
-          <w:szCs w:val="24"/>
-        </w:rPr>
-        <w:t xml:space="preserve">Kommandozeile </w:t>
-      </w:r>
-      <w:r>
-        <w:rPr>
-          <w:rFonts w:ascii="Calibri" w:hAnsi="Calibri" w:cs="Calibri"/>
-          <w:sz w:val="24"/>
-          <w:szCs w:val="24"/>
-        </w:rPr>
-        <w:t>muss das entsprechende Modell heruntergeladen werden:</w:t>
-      </w:r>
-      <w:r>
-        <w:rPr>
-          <w:rFonts w:ascii="Calibri" w:hAnsi="Calibri" w:cs="Calibri"/>
-          <w:sz w:val="24"/>
-          <w:szCs w:val="24"/>
-        </w:rPr>
-        <w:br/>
-      </w:r>
-      <w:r>
-        <w:rPr>
-          <w:rFonts w:ascii="Courier New" w:hAnsi="Courier New" w:cs="Courier New"/>
-          <w:sz w:val="24"/>
-          <w:szCs w:val="24"/>
-        </w:rPr>
-        <w:t>ollama pull gemma3:1b</w:t>
-      </w:r>
-      <w:r>
-        <w:rPr>
-          <w:rFonts w:ascii="Courier New" w:hAnsi="Courier New" w:cs="Courier New"/>
-          <w:sz w:val="20"/>
-          <w:szCs w:val="20"/>
-        </w:rPr>
-        <w:br/>
-      </w:r>
-    </w:p>
-    <w:p>
-      <w:pPr>
-        <w:pStyle w:val="Listenabsatz"/>
-        <w:numPr>
-          <w:ilvl w:val="0"/>
-          <w:numId w:val="5"/>
-        </w:numPr>
-        <w:rPr>
-          <w:rFonts w:ascii="Calibri" w:hAnsi="Calibri" w:cs="Calibri"/>
-          <w:sz w:val="24"/>
-          <w:szCs w:val="24"/>
-          <w:highlight w:val="yellow"/>
-        </w:rPr>
-      </w:pPr>
-      <w:r>
-        <w:rPr>
-          <w:rFonts w:ascii="Calibri" w:hAnsi="Calibri" w:cs="Calibri"/>
-          <w:sz w:val="24"/>
-          <w:szCs w:val="24"/>
-          <w:highlight w:val="yellow"/>
-        </w:rPr>
-        <w:t>Noch im Entwurfsstadium!</w:t>
-      </w:r>
-      <w:r>
-        <w:rPr>
-          <w:rFonts w:ascii="Calibri" w:hAnsi="Calibri" w:cs="Calibri"/>
-          <w:sz w:val="24"/>
-          <w:szCs w:val="24"/>
-          <w:highlight w:val="yellow"/>
-        </w:rPr>
-        <w:br/>
-      </w:r>
-    </w:p>
-    <w:p>
-      <w:pPr>
-        <w:ind w:left="360"/>
-        <w:rPr>
-          <w:rFonts w:ascii="Calibri" w:hAnsi="Calibri" w:cs="Calibri"/>
-          <w:sz w:val="24"/>
-          <w:szCs w:val="24"/>
-          <w:highlight w:val="yellow"/>
-        </w:rPr>
-      </w:pPr>
-      <w:r>
-        <w:rPr>
-          <w:rFonts w:ascii="Calibri" w:hAnsi="Calibri" w:cs="Calibri"/>
-          <w:b/>
-          <w:bCs/>
-          <w:sz w:val="24"/>
-          <w:szCs w:val="24"/>
-        </w:rPr>
-        <w:t>Zusatz:</w:t>
-      </w:r>
-      <w:r>
-        <w:rPr>
-          <w:rFonts w:ascii="Calibri" w:hAnsi="Calibri" w:cs="Calibri"/>
-          <w:sz w:val="24"/>
-          <w:szCs w:val="24"/>
-        </w:rPr>
-        <w:br/>
-      </w:r>
-      <w:r>
-        <w:rPr>
-          <w:rFonts w:ascii="Calibri" w:hAnsi="Calibri" w:cs="Calibri"/>
-          <w:sz w:val="24"/>
-          <w:szCs w:val="24"/>
-        </w:rPr>
-        <w:t xml:space="preserve">Dieses Notebook </w:t>
-      </w:r>
-      <w:r>
-        <w:rPr>
-          <w:rFonts w:ascii="Calibri" w:hAnsi="Calibri" w:cs="Calibri"/>
-          <w:sz w:val="24"/>
-          <w:szCs w:val="24"/>
-        </w:rPr>
-        <w:t xml:space="preserve">wurde auch </w:t>
-      </w:r>
-      <w:r>
-        <w:rPr>
-          <w:rFonts w:ascii="Calibri" w:hAnsi="Calibri" w:cs="Calibri"/>
-          <w:sz w:val="24"/>
-          <w:szCs w:val="24"/>
-        </w:rPr>
-        <w:t xml:space="preserve">als </w:t>
-      </w:r>
-      <w:r>
-        <w:rPr>
-          <w:rFonts w:ascii="Calibri" w:hAnsi="Calibri" w:cs="Calibri"/>
-          <w:sz w:val="24"/>
-          <w:szCs w:val="24"/>
-        </w:rPr>
-        <w:t>Python-Programm mit grafischer Benutzeroberfläche</w:t>
-      </w:r>
-      <w:r>
-        <w:rPr>
-          <w:rFonts w:ascii="Calibri" w:hAnsi="Calibri" w:cs="Calibri"/>
-          <w:sz w:val="24"/>
-          <w:szCs w:val="24"/>
-        </w:rPr>
-        <w:t xml:space="preserve"> umgesetzt</w:t>
-      </w:r>
-      <w:r>
-        <w:rPr>
-          <w:rFonts w:ascii="Calibri" w:hAnsi="Calibri" w:cs="Calibri"/>
-          <w:sz w:val="24"/>
-          <w:szCs w:val="24"/>
-        </w:rPr>
-        <w:t>:</w:t>
-      </w:r>
-      <w:r>
-        <w:t xml:space="preserve"> </w:t>
-      </w:r>
-      <w:hyperlink r:id="rId9" w:history="1">
-        <w:r>
-          <w:rPr>
-            <w:rStyle w:val="Hyperlink"/>
-            <w:rFonts w:ascii="Calibri" w:hAnsi="Calibri" w:cs="Calibri"/>
-            <w:sz w:val="24"/>
-            <w:szCs w:val="24"/>
-          </w:rPr>
-          <w:t>next10words-tkinter.py</w:t>
-        </w:r>
-      </w:hyperlink>
-      <w:r>
-        <w:rPr>
-          <w:rFonts w:ascii="Calibri" w:hAnsi="Calibri" w:cs="Calibri"/>
-          <w:sz w:val="24"/>
-          <w:szCs w:val="24"/>
-        </w:rPr>
-        <w:br/>
-        <w:t xml:space="preserve">Bitte über den </w:t>
-      </w:r>
-      <w:r>
-        <w:rPr>
-          <w:rFonts w:ascii="Calibri" w:hAnsi="Calibri" w:cs="Calibri"/>
-          <w:b/>
-          <w:bCs/>
-          <w:sz w:val="24"/>
-          <w:szCs w:val="24"/>
-        </w:rPr>
-        <w:t>Anaconda-Prompt</w:t>
-      </w:r>
-      <w:r>
-        <w:rPr>
-          <w:rFonts w:ascii="Calibri" w:hAnsi="Calibri" w:cs="Calibri"/>
-          <w:sz w:val="24"/>
-          <w:szCs w:val="24"/>
-        </w:rPr>
-        <w:t xml:space="preserve"> im jeweiligen Verzeichnis mit folgende</w:t>
-      </w:r>
-      <w:r>
-        <w:rPr>
-          <w:rFonts w:ascii="Calibri" w:hAnsi="Calibri" w:cs="Calibri"/>
-          <w:sz w:val="24"/>
-          <w:szCs w:val="24"/>
-        </w:rPr>
-        <w:t>m</w:t>
-      </w:r>
-      <w:r>
-        <w:rPr>
-          <w:rFonts w:ascii="Calibri" w:hAnsi="Calibri" w:cs="Calibri"/>
-          <w:sz w:val="24"/>
-          <w:szCs w:val="24"/>
-        </w:rPr>
-        <w:t xml:space="preserve"> Befehl starten: </w:t>
-      </w:r>
-      <w:r>
-        <w:rPr>
-          <w:rFonts w:ascii="Calibri" w:hAnsi="Calibri" w:cs="Calibri"/>
-          <w:b/>
-          <w:bCs/>
-          <w:sz w:val="24"/>
-          <w:szCs w:val="24"/>
-        </w:rPr>
-        <w:t>python next10words-tkinter.py</w:t>
-      </w:r>
-    </w:p>
-    <w:p>
-      <w:pPr>
-        <w:pStyle w:val="Listenabsatz"/>
-        <w:rPr>
-          <w:rFonts w:ascii="Calibri" w:hAnsi="Calibri" w:cs="Calibri"/>
-          <w:sz w:val="24"/>
-          <w:szCs w:val="24"/>
-        </w:rPr>
-      </w:pPr>
-    </w:p>
-    <w:p>
-      <w:pPr>
-        <w:pStyle w:val="Listenabsatz"/>
-        <w:rPr>
-          <w:rFonts w:ascii="Calibri" w:hAnsi="Calibri" w:cs="Calibri"/>
-          <w:sz w:val="24"/>
-          <w:szCs w:val="24"/>
-        </w:rPr>
-      </w:pPr>
-    </w:p>
-    <w:p>
-      <w:pPr>
-        <w:rPr>
-          <w:rFonts w:ascii="Calibri" w:hAnsi="Calibri" w:cs="Calibri"/>
-          <w:sz w:val="32"/>
-          <w:szCs w:val="32"/>
-          <w:u w:val="single"/>
-        </w:rPr>
-      </w:pPr>
-    </w:p>
-    <w:p>
-      <w:pPr>
-        <w:rPr>
-          <w:rFonts w:ascii="Calibri" w:hAnsi="Calibri" w:cs="Calibri"/>
-          <w:sz w:val="32"/>
-          <w:szCs w:val="32"/>
-          <w:u w:val="single"/>
-        </w:rPr>
-      </w:pPr>
-      <w:r>
-        <w:rPr>
-          <w:rFonts w:ascii="Calibri" w:hAnsi="Calibri" w:cs="Calibri"/>
-          <w:sz w:val="32"/>
-          <w:szCs w:val="32"/>
-          <w:u w:val="single"/>
-        </w:rPr>
-        <w:t>Arbeitsaufträge</w:t>
-      </w:r>
-    </w:p>
-    <w:p>
-      <w:pPr>
-        <w:pStyle w:val="Listenabsatz"/>
-        <w:numPr>
-          <w:ilvl w:val="0"/>
-          <w:numId w:val="6"/>
-        </w:numPr>
-        <w:rPr>
-          <w:rFonts w:ascii="Calibri" w:hAnsi="Calibri" w:cs="Calibri"/>
-          <w:sz w:val="24"/>
-          <w:szCs w:val="24"/>
-        </w:rPr>
-      </w:pPr>
-      <w:r>
-        <w:rPr>
-          <w:rFonts w:ascii="Calibri" w:hAnsi="Calibri" w:cs="Calibri"/>
-          <w:sz w:val="24"/>
-          <w:szCs w:val="24"/>
-        </w:rPr>
-        <w:t>Schreiben Sie die Geschichten weiter, indem Sie immer die wahrscheinlichsten/unwahrscheinlichsten Tokens auswählen.</w:t>
-      </w:r>
-      <w:r>
-        <w:rPr>
-          <w:rFonts w:ascii="Calibri" w:hAnsi="Calibri" w:cs="Calibri"/>
-          <w:sz w:val="24"/>
-          <w:szCs w:val="24"/>
-        </w:rPr>
-        <w:br/>
-      </w:r>
-    </w:p>
-    <w:p>
-      <w:pPr>
-        <w:pStyle w:val="Listenabsatz"/>
-        <w:numPr>
-          <w:ilvl w:val="0"/>
-          <w:numId w:val="6"/>
-        </w:numPr>
-        <w:rPr>
-          <w:rFonts w:ascii="Calibri" w:hAnsi="Calibri" w:cs="Calibri"/>
-          <w:sz w:val="24"/>
-          <w:szCs w:val="24"/>
-        </w:rPr>
-      </w:pPr>
-      <w:r>
-        <w:rPr>
-          <w:rFonts w:ascii="Calibri" w:hAnsi="Calibri" w:cs="Calibri"/>
-          <w:sz w:val="24"/>
-          <w:szCs w:val="24"/>
-        </w:rPr>
-        <w:t>Sprachmodelle besitzen einen Parameter „Temperatur“. Erkennen Sie den Zusammenhang mit der Auswahl der nächsten Tokens?</w:t>
-      </w:r>
-      <w:r>
-        <w:rPr>
-          <w:rFonts w:ascii="Calibri" w:hAnsi="Calibri" w:cs="Calibri"/>
-          <w:sz w:val="24"/>
-          <w:szCs w:val="24"/>
-        </w:rPr>
-        <w:br/>
-      </w:r>
-    </w:p>
-    <w:p>
-      <w:pPr>
-        <w:pStyle w:val="Listenabsatz"/>
-        <w:numPr>
-          <w:ilvl w:val="0"/>
-          <w:numId w:val="6"/>
-        </w:numPr>
-        <w:ind w:left="360"/>
-        <w:rPr>
-          <w:rFonts w:ascii="Calibri" w:hAnsi="Calibri" w:cs="Calibri"/>
-          <w:sz w:val="24"/>
-          <w:szCs w:val="24"/>
-        </w:rPr>
-      </w:pPr>
-      <w:r>
-        <w:rPr>
-          <w:rFonts w:ascii="Calibri" w:hAnsi="Calibri" w:cs="Calibri"/>
-          <w:sz w:val="24"/>
-          <w:szCs w:val="24"/>
-        </w:rPr>
         <w:t xml:space="preserve">Probieren Sie weitere Sprachmodelle aus: </w:t>
       </w:r>
       <w:r>
@@ -770,8 +473,8 @@
     <w:p/>
     <w:p/>
     <w:sectPr>
-      <w:headerReference w:type="default" r:id="rId10"/>
-      <w:footerReference w:type="default" r:id="rId11"/>
+      <w:headerReference w:type="default" r:id="rId9"/>
+      <w:footerReference w:type="default" r:id="rId10"/>
       <w:pgSz w:w="11906" w:h="16838"/>
       <w:pgMar w:top="2407" w:right="1417" w:bottom="1134" w:left="1417" w:header="708" w:footer="708" w:gutter="0"/>
       <w:cols w:space="708"/>
@@ -2446,6 +2149,7 @@
   <w:style w:type="character" w:default="1" w:styleId="Absatz-Standardschriftart">
     <w:name w:val="Default Paragraph Font"/>
     <w:uiPriority w:val="1"/>
+    <w:semiHidden/>
     <w:unhideWhenUsed/>
   </w:style>
   <w:style w:type="table" w:default="1" w:styleId="NormaleTabelle">
